--- a/deliverables/Nigeria/Nigeria_Profile_DRAFT.docx
+++ b/deliverables/Nigeria/Nigeria_Profile_DRAFT.docx
@@ -2937,7 +2937,7 @@
               <w:rPr>
                 <w:sz w:val="21"/>
               </w:rPr>
-              <w:t>Proposal: N2.48 trillion, about 4.2% of the proposed N58.47 trillion budget; the enacted N68.32 trillion budget added N482.76 billion for health</w:t>
+              <w:t>Proposal: N2.48 trillion (US$1.86 billion), about 4.2% of the proposed N58.47 trillion (US$43.9 billion) budget; the enacted N68.32 trillion (US$51.3 billion) budget added N482.76 billion (US$362 million) for health</w:t>
             </w:r>
             <w:hyperlink r:id="rId63">
               <w:r>
@@ -3053,7 +3053,7 @@
         </w:r>
       </w:hyperlink>
       <w:r>
-        <w:t xml:space="preserve"> The 2026 federal proposal gave health N2.48 trillion, about 4.2 percent of the budget, well below the 15 percent target of the 2001 Abuja Declaration, although nine states proposed 15 percent or more of their 2026 budgets for health.</w:t>
+        <w:t xml:space="preserve"> The 2026 federal proposal gave health N2.48 trillion (US$1.86 billion), about 4.2 percent of the budget, well below the 15 percent target of the 2001 Abuja Declaration, although nine states proposed 15 percent or more of their 2026 budgets for health.</w:t>
       </w:r>
       <w:hyperlink r:id="rId63">
         <w:r>
@@ -3083,7 +3083,7 @@
         </w:r>
       </w:hyperlink>
       <w:r>
-        <w:t xml:space="preserve"> The Appropriation Act signed in April 2026 raised total spending to N68.32 trillion and added N482.76 billion for priority health interventions; the final health share has not been published in the sources reviewed.</w:t>
+        <w:t xml:space="preserve"> The Appropriation Act signed in April 2026 raised total spending to N68.32 trillion (US$51.3 billion) and added N482.76 billion (US$362 million) for priority health interventions; the final health share has not been published in the sources reviewed.</w:t>
       </w:r>
       <w:hyperlink r:id="rId65">
         <w:r>
@@ -5458,7 +5458,7 @@
         </w:r>
       </w:hyperlink>
       <w:r>
-        <w:t xml:space="preserve"> Officials say the renewal plan could keep 850 billion naira lost to medical tourism at home.</w:t>
+        <w:t xml:space="preserve"> Officials say the renewal plan could keep 850 billion naira (US$638 million) lost to medical tourism at home.</w:t>
       </w:r>
       <w:hyperlink r:id="rId27">
         <w:r>
@@ -5627,7 +5627,7 @@
         <w:spacing w:after="240"/>
       </w:pPr>
       <w:r>
-        <w:t>The IFC and the Nigeria Sovereign Investment Authority arranged naira financing for MedServe, which will build over a dozen diagnostic, radiotherapy and cardiac catheterization centers. The project is worth $154.1 million, including about 14.2 billion naira from the IFC.</w:t>
+        <w:t>The IFC and the Nigeria Sovereign Investment Authority arranged naira financing for MedServe, which will build over a dozen diagnostic, radiotherapy and cardiac catheterization centers. The project is worth $154.1 million, including about 14.2 billion naira (US$10.7 million) from the IFC.</w:t>
       </w:r>
       <w:hyperlink r:id="rId56">
         <w:r>
